--- a/RFI-Docs/Important Links--VA-DOD Clinical Practice Guidelines.docx
+++ b/RFI-Docs/Important Links--VA-DOD Clinical Practice Guidelines.docx
@@ -4,8 +4,122 @@
   <w:body>
     <w:p>
       <w:pPr>
+        <w:jc w:val="left"/>
+      </w:pPr>
+      <w:r>
+        <w:rPr>
+          <w:color w:val="646464"/>
+          <w:sz w:val="18"/>
+        </w:rPr>
+        <w:t>Document: Important Links--VA-DOD Clinical Practice Guidelines.docx</w:t>
+      </w:r>
+    </w:p>
+    <w:p>
+      <w:pPr>
+        <w:jc w:val="left"/>
+      </w:pPr>
+      <w:r>
+        <w:rPr>
+          <w:color w:val="646464"/>
+          <w:sz w:val="18"/>
+        </w:rPr>
+        <w:t>Title: Important Links--VA-DOD Clinical Practice Guidelines</w:t>
+      </w:r>
+    </w:p>
+    <w:p>
+      <w:pPr>
+        <w:jc w:val="left"/>
+      </w:pPr>
+      <w:r>
+        <w:rPr>
+          <w:color w:val="646464"/>
+          <w:sz w:val="18"/>
+        </w:rPr>
+        <w:t>Topic: Suicide Prevention | Type: Presentations and Other Documents</w:t>
+      </w:r>
+    </w:p>
+    <w:p>
+      <w:pPr>
+        <w:jc w:val="left"/>
+      </w:pPr>
+      <w:r>
+        <w:rPr>
+          <w:color w:val="646464"/>
+          <w:sz w:val="18"/>
+        </w:rPr>
+        <w:t>Created: 2025-02-25 | By: Richman, Michael (VACO)</w:t>
+      </w:r>
+    </w:p>
+    <w:p>
+      <w:pPr>
+        <w:jc w:val="left"/>
+      </w:pPr>
+      <w:r>
+        <w:rPr>
+          <w:color w:val="646464"/>
+          <w:sz w:val="18"/>
+        </w:rPr>
+        <w:t>Modified: 2025-02-25 | By: Richman, Michael (VACO)</w:t>
+      </w:r>
+    </w:p>
+    <w:p>
+      <w:pPr>
+        <w:jc w:val="left"/>
+      </w:pPr>
+      <w:r>
+        <w:rPr>
+          <w:color w:val="C8C8C8"/>
+          <w:sz w:val="16"/>
+        </w:rPr>
+        <w:t>────────────────────────────────────────────────────────────────────────────────</w:t>
+      </w:r>
+    </w:p>
+    <w:p>
+      <w:pPr>
+        <w:jc w:val="left"/>
+      </w:pPr>
+      <w:r/>
+    </w:p>
+    <w:p>
+      <w:pPr>
+        <w:jc w:val="left"/>
+      </w:pPr>
+      <w:r>
+        <w:rPr>
+          <w:color w:val="646464"/>
+          <w:sz w:val="18"/>
+        </w:rPr>
+        <w:t>Topic: Suicide Prevention | Type: Presentations and Other Documents</w:t>
+      </w:r>
+    </w:p>
+    <w:p>
+      <w:pPr>
+        <w:jc w:val="left"/>
+      </w:pPr>
+      <w:r>
+        <w:rPr>
+          <w:color w:val="646464"/>
+          <w:sz w:val="18"/>
+        </w:rPr>
+        <w:t>Created: 2025-02-25 | By: Richman, Michael (VACO)</w:t>
+      </w:r>
+    </w:p>
+    <w:p>
+      <w:pPr>
+        <w:jc w:val="left"/>
+      </w:pPr>
+      <w:r>
+        <w:rPr>
+          <w:color w:val="646464"/>
+          <w:sz w:val="18"/>
+        </w:rPr>
+        <w:t>Modified: 2025-02-25 | By: Richman, Michael (VACO)</w:t>
+      </w:r>
+    </w:p>
+    <w:p>
+      <w:pPr>
         <w:spacing w:after="0" w:line="240" w:lineRule="auto"/>
-        <w:jc w:val="center"/>
+        <w:jc w:val="left"/>
         <w:outlineLvl w:val="0"/>
         <w:rPr>
           <w:rFonts w:ascii="Georgia" w:eastAsia="Times New Roman" w:hAnsi="Georgia" w:cs="Times New Roman"/>
@@ -18,6 +132,18 @@
       </w:pPr>
       <w:r>
         <w:rPr>
+          <w:color w:val="C8C8C8"/>
+          <w:sz w:val="16"/>
+        </w:rPr>
+        <w:t>────────────────────────────────────────────────────────────────────────────────</w:t>
+      </w:r>
+    </w:p>
+    <w:p>
+      <w:pPr>
+        <w:spacing w:after="0" w:line="240" w:lineRule="auto"/>
+        <w:jc w:val="center"/>
+        <w:outlineLvl w:val="0"/>
+        <w:rPr>
           <w:rFonts w:ascii="Georgia" w:eastAsia="Times New Roman" w:hAnsi="Georgia" w:cs="Times New Roman"/>
           <w:color w:val="003F72"/>
           <w:kern w:val="36"/>
@@ -25,36 +151,8 @@
           <w:szCs w:val="28"/>
           <w14:ligatures w14:val="none"/>
         </w:rPr>
-        <w:t>VA/DOD Clinical Practice Guidelines</w:t>
-      </w:r>
-    </w:p>
-    <w:p>
-      <w:pPr>
-        <w:spacing w:after="0" w:line="240" w:lineRule="auto"/>
-        <w:jc w:val="center"/>
-        <w:outlineLvl w:val="0"/>
-        <w:rPr>
-          <w:rFonts w:ascii="Georgia" w:eastAsia="Times New Roman" w:hAnsi="Georgia" w:cs="Times New Roman"/>
-          <w:color w:val="003F72"/>
-          <w:kern w:val="36"/>
-          <w:sz w:val="28"/>
-          <w:szCs w:val="28"/>
-          <w14:ligatures w14:val="none"/>
-        </w:rPr>
-      </w:pPr>
-      <w:hyperlink r:id="rId4" w:history="1">
-        <w:r>
-          <w:rPr>
-            <w:rStyle w:val="Hyperlink"/>
-            <w:rFonts w:ascii="Georgia" w:eastAsia="Times New Roman" w:hAnsi="Georgia" w:cs="Times New Roman"/>
-            <w:kern w:val="36"/>
-            <w:sz w:val="28"/>
-            <w:szCs w:val="28"/>
-            <w14:ligatures w14:val="none"/>
-          </w:rPr>
-          <w:t>https://www.healthquality.va.gov/guidelines/MH/srb/index.asp</w:t>
-        </w:r>
-      </w:hyperlink>
+      </w:pPr>
+      <w:r/>
     </w:p>
     <w:p>
       <w:pPr>
